--- a/docs/HLD.docx
+++ b/docs/HLD.docx
@@ -56,47 +56,6 @@
           </wp:inline>
         </w:drawing>
       </w:r>
-    </w:p>
-    <w:p>
-      <w:r>
-        <w:t xml:space="preserve">ADO Repo: </w:t>
-      </w:r>
-      <w:hyperlink r:id="rId5" w:history="1">
-        <w:r>
-          <w:rPr>
-            <w:rStyle w:val="Hyperlink"/>
-          </w:rPr>
-          <w:t>app-</w:t>
-        </w:r>
-        <w:proofErr w:type="spellStart"/>
-        <w:r>
-          <w:rPr>
-            <w:rStyle w:val="Hyperlink"/>
-          </w:rPr>
-          <w:t>sdoh</w:t>
-        </w:r>
-        <w:proofErr w:type="spellEnd"/>
-        <w:r>
-          <w:rPr>
-            <w:rStyle w:val="Hyperlink"/>
-          </w:rPr>
-          <w:t>-onboard - Repos</w:t>
-        </w:r>
-      </w:hyperlink>
-    </w:p>
-    <w:p>
-      <w:r>
-        <w:t xml:space="preserve">Branch having the code: </w:t>
-      </w:r>
-      <w:proofErr w:type="spellStart"/>
-      <w:r>
-        <w:rPr>
-          <w:b/>
-          <w:bCs/>
-        </w:rPr>
-        <w:t>IPS_Learnings_Dev_Agent_Python_HK</w:t>
-      </w:r>
-      <w:proofErr w:type="spellEnd"/>
     </w:p>
     <w:p>
       <w:pPr>
@@ -216,7 +175,7 @@
             <w:hideMark/>
           </w:tcPr>
           <w:p>
-            <w:hyperlink r:id="rId6" w:history="1">
+            <w:hyperlink r:id="rId5" w:history="1">
               <w:r>
                 <w:rPr>
                   <w:rStyle w:val="Hyperlink"/>
@@ -264,6 +223,151 @@
             <w:proofErr w:type="gramEnd"/>
             <w:r>
               <w:t xml:space="preserve"> actions, and enforces post-review sequences.</w:t>
+            </w:r>
+          </w:p>
+        </w:tc>
+      </w:tr>
+      <w:tr>
+        <w:trPr>
+          <w:tblCellSpacing w:w="15" w:type="dxa"/>
+        </w:trPr>
+        <w:tc>
+          <w:tcPr>
+            <w:tcW w:w="0" w:type="auto"/>
+            <w:tcMar>
+              <w:top w:w="60" w:type="dxa"/>
+              <w:left w:w="90" w:type="dxa"/>
+              <w:bottom w:w="60" w:type="dxa"/>
+              <w:right w:w="90" w:type="dxa"/>
+            </w:tcMar>
+            <w:vAlign w:val="center"/>
+            <w:hideMark/>
+          </w:tcPr>
+          <w:p>
+            <w:hyperlink r:id="rId6" w:history="1">
+              <w:r>
+                <w:rPr>
+                  <w:rStyle w:val="Hyperlink"/>
+                </w:rPr>
+                <w:t>agent_core.py</w:t>
+              </w:r>
+            </w:hyperlink>
+          </w:p>
+        </w:tc>
+        <w:tc>
+          <w:tcPr>
+            <w:tcW w:w="0" w:type="auto"/>
+            <w:tcMar>
+              <w:top w:w="60" w:type="dxa"/>
+              <w:left w:w="90" w:type="dxa"/>
+              <w:bottom w:w="60" w:type="dxa"/>
+              <w:right w:w="90" w:type="dxa"/>
+            </w:tcMar>
+            <w:vAlign w:val="center"/>
+            <w:hideMark/>
+          </w:tcPr>
+          <w:p>
+            <w:r>
+              <w:rPr>
+                <w:b/>
+                <w:bCs/>
+              </w:rPr>
+              <w:t>LLM Brain</w:t>
+            </w:r>
+            <w:r>
+              <w:t> — Holds the </w:t>
+            </w:r>
+            <w:proofErr w:type="spellStart"/>
+            <w:r>
+              <w:fldChar w:fldCharType="begin"/>
+            </w:r>
+            <w:r>
+              <w:instrText>HYPERLINK "vscode-file://vscode-app/c:/Users/harshit.kumar/AppData/Local/Programs/Microsoft%20VS%20Code/0958016b2a/resources/app/out/vs/code/electron-browser/workbench/workbench.html" \o ""</w:instrText>
+            </w:r>
+            <w:r>
+              <w:fldChar w:fldCharType="separate"/>
+            </w:r>
+            <w:r>
+              <w:rPr>
+                <w:rStyle w:val="Hyperlink"/>
+              </w:rPr>
+              <w:t>LLMClient</w:t>
+            </w:r>
+            <w:proofErr w:type="spellEnd"/>
+            <w:r>
+              <w:fldChar w:fldCharType="end"/>
+            </w:r>
+            <w:r>
+              <w:t> that calls the LLM and returns the next action to take (</w:t>
+            </w:r>
+            <w:proofErr w:type="spellStart"/>
+            <w:r>
+              <w:fldChar w:fldCharType="begin"/>
+            </w:r>
+            <w:r>
+              <w:instrText>HYPERLINK "vscode-file://vscode-app/c:/Users/harshit.kumar/AppData/Local/Programs/Microsoft%20VS%20Code/0958016b2a/resources/app/out/vs/code/electron-browser/workbench/workbench.html" \o ""</w:instrText>
+            </w:r>
+            <w:r>
+              <w:fldChar w:fldCharType="separate"/>
+            </w:r>
+            <w:r>
+              <w:rPr>
+                <w:rStyle w:val="Hyperlink"/>
+              </w:rPr>
+              <w:t>decide_next_action</w:t>
+            </w:r>
+            <w:proofErr w:type="spellEnd"/>
+            <w:r>
+              <w:fldChar w:fldCharType="end"/>
+            </w:r>
+            <w:r>
+              <w:t>). Also defines shared data classes (</w:t>
+            </w:r>
+            <w:proofErr w:type="spellStart"/>
+            <w:r>
+              <w:fldChar w:fldCharType="begin"/>
+            </w:r>
+            <w:r>
+              <w:instrText>HYPERLINK "vscode-file://vscode-app/c:/Users/harshit.kumar/AppData/Local/Programs/Microsoft%20VS%20Code/0958016b2a/resources/app/out/vs/code/electron-browser/workbench/workbench.html" \o ""</w:instrText>
+            </w:r>
+            <w:r>
+              <w:fldChar w:fldCharType="separate"/>
+            </w:r>
+            <w:r>
+              <w:rPr>
+                <w:rStyle w:val="Hyperlink"/>
+              </w:rPr>
+              <w:t>WorkItem</w:t>
+            </w:r>
+            <w:proofErr w:type="spellEnd"/>
+            <w:r>
+              <w:fldChar w:fldCharType="end"/>
+            </w:r>
+            <w:r>
+              <w:t>, </w:t>
+            </w:r>
+            <w:proofErr w:type="spellStart"/>
+            <w:r>
+              <w:fldChar w:fldCharType="begin"/>
+            </w:r>
+            <w:r>
+              <w:instrText>HYPERLINK "vscode-file://vscode-app/c:/Users/harshit.kumar/AppData/Local/Programs/Microsoft%20VS%20Code/0958016b2a/resources/app/out/vs/code/electron-browser/workbench/workbench.html" \o ""</w:instrText>
+            </w:r>
+            <w:r>
+              <w:fldChar w:fldCharType="separate"/>
+            </w:r>
+            <w:r>
+              <w:rPr>
+                <w:rStyle w:val="Hyperlink"/>
+              </w:rPr>
+              <w:t>AgentDecision</w:t>
+            </w:r>
+            <w:proofErr w:type="spellEnd"/>
+            <w:r>
+              <w:fldChar w:fldCharType="end"/>
+            </w:r>
+            <w:r>
+              <w:t>).</w:t>
             </w:r>
           </w:p>
         </w:tc>
@@ -290,7 +394,7 @@
                 <w:rPr>
                   <w:rStyle w:val="Hyperlink"/>
                 </w:rPr>
-                <w:t>agent_core.py</w:t>
+                <w:t>tools.py</w:t>
               </w:r>
             </w:hyperlink>
           </w:p>
@@ -313,102 +417,10 @@
                 <w:b/>
                 <w:bCs/>
               </w:rPr>
-              <w:t>LLM Brain</w:t>
-            </w:r>
-            <w:r>
-              <w:t> — Holds the </w:t>
-            </w:r>
-            <w:proofErr w:type="spellStart"/>
-            <w:r>
-              <w:fldChar w:fldCharType="begin"/>
-            </w:r>
-            <w:r>
-              <w:instrText>HYPERLINK "vscode-file://vscode-app/c:/Users/harshit.kumar/AppData/Local/Programs/Microsoft%20VS%20Code/0958016b2a/resources/app/out/vs/code/electron-browser/workbench/workbench.html" \o ""</w:instrText>
-            </w:r>
-            <w:r>
-              <w:fldChar w:fldCharType="separate"/>
-            </w:r>
-            <w:r>
-              <w:rPr>
-                <w:rStyle w:val="Hyperlink"/>
-              </w:rPr>
-              <w:t>LLMClient</w:t>
-            </w:r>
-            <w:proofErr w:type="spellEnd"/>
-            <w:r>
-              <w:fldChar w:fldCharType="end"/>
-            </w:r>
-            <w:r>
-              <w:t> that calls the LLM and returns the next action to take (</w:t>
-            </w:r>
-            <w:proofErr w:type="spellStart"/>
-            <w:r>
-              <w:fldChar w:fldCharType="begin"/>
-            </w:r>
-            <w:r>
-              <w:instrText>HYPERLINK "vscode-file://vscode-app/c:/Users/harshit.kumar/AppData/Local/Programs/Microsoft%20VS%20Code/0958016b2a/resources/app/out/vs/code/electron-browser/workbench/workbench.html" \o ""</w:instrText>
-            </w:r>
-            <w:r>
-              <w:fldChar w:fldCharType="separate"/>
-            </w:r>
-            <w:r>
-              <w:rPr>
-                <w:rStyle w:val="Hyperlink"/>
-              </w:rPr>
-              <w:t>decide_next_action</w:t>
-            </w:r>
-            <w:proofErr w:type="spellEnd"/>
-            <w:r>
-              <w:fldChar w:fldCharType="end"/>
-            </w:r>
-            <w:r>
-              <w:t>). Also defines shared data classes (</w:t>
-            </w:r>
-            <w:proofErr w:type="spellStart"/>
-            <w:r>
-              <w:fldChar w:fldCharType="begin"/>
-            </w:r>
-            <w:r>
-              <w:instrText>HYPERLINK "vscode-file://vscode-app/c:/Users/harshit.kumar/AppData/Local/Programs/Microsoft%20VS%20Code/0958016b2a/resources/app/out/vs/code/electron-browser/workbench/workbench.html" \o ""</w:instrText>
-            </w:r>
-            <w:r>
-              <w:fldChar w:fldCharType="separate"/>
-            </w:r>
-            <w:r>
-              <w:rPr>
-                <w:rStyle w:val="Hyperlink"/>
-              </w:rPr>
-              <w:t>WorkItem</w:t>
-            </w:r>
-            <w:proofErr w:type="spellEnd"/>
-            <w:r>
-              <w:fldChar w:fldCharType="end"/>
-            </w:r>
-            <w:r>
-              <w:t>, </w:t>
-            </w:r>
-            <w:proofErr w:type="spellStart"/>
-            <w:r>
-              <w:fldChar w:fldCharType="begin"/>
-            </w:r>
-            <w:r>
-              <w:instrText>HYPERLINK "vscode-file://vscode-app/c:/Users/harshit.kumar/AppData/Local/Programs/Microsoft%20VS%20Code/0958016b2a/resources/app/out/vs/code/electron-browser/workbench/workbench.html" \o ""</w:instrText>
-            </w:r>
-            <w:r>
-              <w:fldChar w:fldCharType="separate"/>
-            </w:r>
-            <w:r>
-              <w:rPr>
-                <w:rStyle w:val="Hyperlink"/>
-              </w:rPr>
-              <w:t>AgentDecision</w:t>
-            </w:r>
-            <w:proofErr w:type="spellEnd"/>
-            <w:r>
-              <w:fldChar w:fldCharType="end"/>
-            </w:r>
-            <w:r>
-              <w:t>).</w:t>
+              <w:t>Integration Layer</w:t>
+            </w:r>
+            <w:r>
+              <w:t> — All real-world interactions live here: Jira story fetch, Git clone/branch/commit/push, ADO PR create/poll/merge, pipeline monitoring, and timeline audit log.</w:t>
             </w:r>
           </w:p>
         </w:tc>
@@ -435,59 +447,6 @@
                 <w:rPr>
                   <w:rStyle w:val="Hyperlink"/>
                 </w:rPr>
-                <w:t>tools.py</w:t>
-              </w:r>
-            </w:hyperlink>
-          </w:p>
-        </w:tc>
-        <w:tc>
-          <w:tcPr>
-            <w:tcW w:w="0" w:type="auto"/>
-            <w:tcMar>
-              <w:top w:w="60" w:type="dxa"/>
-              <w:left w:w="90" w:type="dxa"/>
-              <w:bottom w:w="60" w:type="dxa"/>
-              <w:right w:w="90" w:type="dxa"/>
-            </w:tcMar>
-            <w:vAlign w:val="center"/>
-            <w:hideMark/>
-          </w:tcPr>
-          <w:p>
-            <w:r>
-              <w:rPr>
-                <w:b/>
-                <w:bCs/>
-              </w:rPr>
-              <w:t>Integration Layer</w:t>
-            </w:r>
-            <w:r>
-              <w:t> — All real-world interactions live here: Jira story fetch, Git clone/branch/commit/push, ADO PR create/poll/merge, pipeline monitoring, and timeline audit log.</w:t>
-            </w:r>
-          </w:p>
-        </w:tc>
-      </w:tr>
-      <w:tr>
-        <w:trPr>
-          <w:tblCellSpacing w:w="15" w:type="dxa"/>
-        </w:trPr>
-        <w:tc>
-          <w:tcPr>
-            <w:tcW w:w="0" w:type="auto"/>
-            <w:tcMar>
-              <w:top w:w="60" w:type="dxa"/>
-              <w:left w:w="90" w:type="dxa"/>
-              <w:bottom w:w="60" w:type="dxa"/>
-              <w:right w:w="90" w:type="dxa"/>
-            </w:tcMar>
-            <w:vAlign w:val="center"/>
-            <w:hideMark/>
-          </w:tcPr>
-          <w:p>
-            <w:hyperlink r:id="rId9" w:history="1">
-              <w:r>
-                <w:rPr>
-                  <w:rStyle w:val="Hyperlink"/>
-                </w:rPr>
                 <w:t>requirements.txt</w:t>
               </w:r>
             </w:hyperlink>
@@ -539,7 +498,7 @@
             <w:r>
               <w:t> (LLM calls), </w:t>
             </w:r>
-            <w:hyperlink r:id="rId10" w:history="1">
+            <w:hyperlink r:id="rId9" w:history="1">
               <w:r>
                 <w:rPr>
                   <w:rStyle w:val="Hyperlink"/>
@@ -558,7 +517,7 @@
             <w:r>
               <w:t> (env config), </w:t>
             </w:r>
-            <w:hyperlink r:id="rId11" w:history="1">
+            <w:hyperlink r:id="rId10" w:history="1">
               <w:r>
                 <w:rPr>
                   <w:rStyle w:val="Hyperlink"/>
@@ -569,7 +528,7 @@
             <w:r>
               <w:t> (REST APIs), </w:t>
             </w:r>
-            <w:hyperlink r:id="rId12" w:history="1">
+            <w:hyperlink r:id="rId11" w:history="1">
               <w:r>
                 <w:rPr>
                   <w:rStyle w:val="Hyperlink"/>
@@ -584,6 +543,22 @@
         </w:tc>
       </w:tr>
     </w:tbl>
+    <w:p>
+      <w:pPr>
+        <w:rPr>
+          <w:b/>
+          <w:bCs/>
+        </w:rPr>
+      </w:pPr>
+    </w:p>
+    <w:p>
+      <w:pPr>
+        <w:rPr>
+          <w:b/>
+          <w:bCs/>
+        </w:rPr>
+      </w:pPr>
+    </w:p>
     <w:p>
       <w:pPr>
         <w:rPr>
@@ -610,6 +585,9 @@
     </w:p>
     <w:p>
       <w:r>
+        <w:rPr>
+          <w:noProof/>
+        </w:rPr>
         <w:drawing>
           <wp:inline distT="0" distB="0" distL="0" distR="0" wp14:anchorId="67BD1546" wp14:editId="5BE60588">
             <wp:extent cx="5090601" cy="6264183"/>
@@ -626,7 +604,7 @@
                     <pic:cNvPicPr/>
                   </pic:nvPicPr>
                   <pic:blipFill>
-                    <a:blip r:embed="rId13"/>
+                    <a:blip r:embed="rId12"/>
                     <a:stretch>
                       <a:fillRect/>
                     </a:stretch>
@@ -1259,6 +1237,7 @@
   <w:style w:type="character" w:default="1" w:styleId="DefaultParagraphFont">
     <w:name w:val="Default Paragraph Font"/>
     <w:uiPriority w:val="1"/>
+    <w:semiHidden/>
     <w:unhideWhenUsed/>
   </w:style>
   <w:style w:type="table" w:default="1" w:styleId="TableNormal">
